--- a/assets/Farhaan Beeharry CV_FRENCH.docx
+++ b/assets/Farhaan Beeharry CV_FRENCH.docx
@@ -1,6 +1,6 @@
 
 <file path=word/document.xml><?xml version="1.0" encoding="utf-8"?>
-<w:document xmlns:wpc="http://schemas.microsoft.com/office/word/2010/wordprocessingCanvas" xmlns:cx="http://schemas.microsoft.com/office/drawing/2014/chartex" xmlns:cx1="http://schemas.microsoft.com/office/drawing/2015/9/8/chartex" xmlns:cx2="http://schemas.microsoft.com/office/drawing/2015/10/21/chartex" xmlns:cx3="http://schemas.microsoft.com/office/drawing/2016/5/9/chartex" xmlns:cx4="http://schemas.microsoft.com/office/drawing/2016/5/10/chartex" xmlns:cx5="http://schemas.microsoft.com/office/drawing/2016/5/11/chartex" xmlns:cx6="http://schemas.microsoft.com/office/drawing/2016/5/12/chartex" xmlns:cx7="http://schemas.microsoft.com/office/drawing/2016/5/13/chartex" xmlns:cx8="http://schemas.microsoft.com/office/drawing/2016/5/14/chartex" xmlns:mc="http://schemas.openxmlformats.org/markup-compatibility/2006" xmlns:aink="http://schemas.microsoft.com/office/drawing/2016/ink" xmlns:am3d="http://schemas.microsoft.com/office/drawing/2017/model3d" xmlns:o="urn:schemas-microsoft-com:office:office" xmlns:oel="http://schemas.microsoft.com/office/2019/extlst" xmlns:r="http://schemas.openxmlformats.org/officeDocument/2006/relationships" xmlns:m="http://schemas.openxmlformats.org/officeDocument/2006/math" xmlns:v="urn:schemas-microsoft-com:vml" xmlns:wp14="http://schemas.microsoft.com/office/word/2010/wordprocessingDrawing" xmlns:wp="http://schemas.openxmlformats.org/drawingml/2006/wordprocessingDrawing" xmlns:w10="urn:schemas-microsoft-com:office:word" xmlns:w="http://schemas.openxmlformats.org/wordprocessingml/2006/main" xmlns:w14="http://schemas.microsoft.com/office/word/2010/wordml" xmlns:w15="http://schemas.microsoft.com/office/word/2012/wordml" xmlns:w16cex="http://schemas.microsoft.com/office/word/2018/wordml/cex" xmlns:w16cid="http://schemas.microsoft.com/office/word/2016/wordml/cid" xmlns:w16="http://schemas.microsoft.com/office/word/2018/wordml" xmlns:w16du="http://schemas.microsoft.com/office/word/2023/wordml/word16du" xmlns:w16sdtdh="http://schemas.microsoft.com/office/word/2020/wordml/sdtdatahash" xmlns:w16se="http://schemas.microsoft.com/office/word/2015/wordml/symex" xmlns:wpg="http://schemas.microsoft.com/office/word/2010/wordprocessingGroup" xmlns:wpi="http://schemas.microsoft.com/office/word/2010/wordprocessingInk" xmlns:wne="http://schemas.microsoft.com/office/word/2006/wordml" xmlns:wps="http://schemas.microsoft.com/office/word/2010/wordprocessingShape" mc:Ignorable="w14 w15 w16se w16cid w16 w16cex w16sdtdh w16du wp14">
+<w:document xmlns:wpc="http://schemas.microsoft.com/office/word/2010/wordprocessingCanvas" xmlns:cx="http://schemas.microsoft.com/office/drawing/2014/chartex" xmlns:cx1="http://schemas.microsoft.com/office/drawing/2015/9/8/chartex" xmlns:cx2="http://schemas.microsoft.com/office/drawing/2015/10/21/chartex" xmlns:cx3="http://schemas.microsoft.com/office/drawing/2016/5/9/chartex" xmlns:cx4="http://schemas.microsoft.com/office/drawing/2016/5/10/chartex" xmlns:cx5="http://schemas.microsoft.com/office/drawing/2016/5/11/chartex" xmlns:cx6="http://schemas.microsoft.com/office/drawing/2016/5/12/chartex" xmlns:cx7="http://schemas.microsoft.com/office/drawing/2016/5/13/chartex" xmlns:cx8="http://schemas.microsoft.com/office/drawing/2016/5/14/chartex" xmlns:mc="http://schemas.openxmlformats.org/markup-compatibility/2006" xmlns:aink="http://schemas.microsoft.com/office/drawing/2016/ink" xmlns:am3d="http://schemas.microsoft.com/office/drawing/2017/model3d" xmlns:o="urn:schemas-microsoft-com:office:office" xmlns:oel="http://schemas.microsoft.com/office/2019/extlst" xmlns:r="http://schemas.openxmlformats.org/officeDocument/2006/relationships" xmlns:m="http://schemas.openxmlformats.org/officeDocument/2006/math" xmlns:v="urn:schemas-microsoft-com:vml" xmlns:wp14="http://schemas.microsoft.com/office/word/2010/wordprocessingDrawing" xmlns:wp="http://schemas.openxmlformats.org/drawingml/2006/wordprocessingDrawing" xmlns:w10="urn:schemas-microsoft-com:office:word" xmlns:w="http://schemas.openxmlformats.org/wordprocessingml/2006/main" xmlns:w14="http://schemas.microsoft.com/office/word/2010/wordml" xmlns:w15="http://schemas.microsoft.com/office/word/2012/wordml" xmlns:w16cex="http://schemas.microsoft.com/office/word/2018/wordml/cex" xmlns:w16cid="http://schemas.microsoft.com/office/word/2016/wordml/cid" xmlns:w16="http://schemas.microsoft.com/office/word/2018/wordml" xmlns:w16du="http://schemas.microsoft.com/office/word/2023/wordml/word16du" xmlns:w16sdtdh="http://schemas.microsoft.com/office/word/2020/wordml/sdtdatahash" xmlns:w16sdtfl="http://schemas.microsoft.com/office/word/2024/wordml/sdtformatlock" xmlns:w16se="http://schemas.microsoft.com/office/word/2015/wordml/symex" xmlns:wpg="http://schemas.microsoft.com/office/word/2010/wordprocessingGroup" xmlns:wpi="http://schemas.microsoft.com/office/word/2010/wordprocessingInk" xmlns:wne="http://schemas.microsoft.com/office/word/2006/wordml" xmlns:wps="http://schemas.microsoft.com/office/word/2010/wordprocessingShape" mc:Ignorable="w14 w15 w16se w16cid w16 w16cex w16sdtdh w16sdtfl w16du wp14">
   <w:body>
     <w:p>
       <w:pPr>
@@ -137,7 +137,7 @@
           <w:rFonts w:ascii="Arial" w:hAnsi="Arial" w:cs="Arial"/>
           <w:sz w:val="20"/>
           <w:szCs w:val="20"/>
-          <w:lang w:val="fr-FR"/>
+          <w:lang w:val="en-US"/>
         </w:rPr>
       </w:pPr>
       <w:r>
@@ -148,36 +148,36 @@
         </w:rPr>
         <w:t xml:space="preserve"> </w:t>
       </w:r>
-      <w:proofErr w:type="gramStart"/>
-      <w:r>
-        <w:rPr>
-          <w:rFonts w:ascii="Arial" w:hAnsi="Arial" w:cs="Arial"/>
-          <w:b/>
-          <w:bCs/>
-          <w:sz w:val="20"/>
-          <w:szCs w:val="20"/>
-          <w:lang w:val="fr-FR"/>
+      <w:proofErr w:type="spellStart"/>
+      <w:r>
+        <w:rPr>
+          <w:rFonts w:ascii="Arial" w:hAnsi="Arial" w:cs="Arial"/>
+          <w:b/>
+          <w:bCs/>
+          <w:sz w:val="20"/>
+          <w:szCs w:val="20"/>
+          <w:lang w:val="en-US"/>
         </w:rPr>
         <w:t>Téléphone</w:t>
       </w:r>
-      <w:r>
-        <w:rPr>
-          <w:rFonts w:ascii="Arial" w:hAnsi="Arial" w:cs="Arial"/>
-          <w:b/>
-          <w:bCs/>
-          <w:sz w:val="20"/>
-          <w:szCs w:val="20"/>
-          <w:lang w:val="fr-FR"/>
+      <w:proofErr w:type="spellEnd"/>
+      <w:r>
+        <w:rPr>
+          <w:rFonts w:ascii="Arial" w:hAnsi="Arial" w:cs="Arial"/>
+          <w:b/>
+          <w:bCs/>
+          <w:sz w:val="20"/>
+          <w:szCs w:val="20"/>
+          <w:lang w:val="en-US"/>
         </w:rPr>
         <w:t>:</w:t>
       </w:r>
-      <w:proofErr w:type="gramEnd"/>
-      <w:r>
-        <w:rPr>
-          <w:rFonts w:ascii="Arial" w:hAnsi="Arial" w:cs="Arial"/>
-          <w:sz w:val="20"/>
-          <w:szCs w:val="20"/>
-          <w:lang w:val="fr-FR"/>
+      <w:r>
+        <w:rPr>
+          <w:rFonts w:ascii="Arial" w:hAnsi="Arial" w:cs="Arial"/>
+          <w:sz w:val="20"/>
+          <w:szCs w:val="20"/>
+          <w:lang w:val="en-US"/>
         </w:rPr>
         <w:t xml:space="preserve"> +230 5707 6881</w:t>
       </w:r>
@@ -186,7 +186,7 @@
           <w:rFonts w:ascii="Arial" w:hAnsi="Arial" w:cs="Arial"/>
           <w:sz w:val="20"/>
           <w:szCs w:val="20"/>
-          <w:lang w:val="fr-FR"/>
+          <w:lang w:val="en-US"/>
         </w:rPr>
         <w:tab/>
       </w:r>
@@ -197,7 +197,7 @@
           <w:bCs/>
           <w:sz w:val="20"/>
           <w:szCs w:val="20"/>
-          <w:lang w:val="fr-FR"/>
+          <w:lang w:val="en-US"/>
         </w:rPr>
         <w:t xml:space="preserve">Email: </w:t>
       </w:r>
@@ -210,7 +210,7 @@
             <w:sz w:val="20"/>
             <w:szCs w:val="20"/>
             <w:u w:val="none"/>
-            <w:lang w:val="fr-FR"/>
+            <w:lang w:val="en-US"/>
           </w:rPr>
           <w:t>contact@farhaan.info</w:t>
         </w:r>
@@ -228,52 +228,27 @@
           <w:sz w:val="20"/>
           <w:szCs w:val="20"/>
           <w:u w:val="none"/>
-          <w:lang w:val="fr-FR"/>
-        </w:rPr>
-      </w:pPr>
-      <w:r>
-        <w:rPr>
-          <w:rFonts w:ascii="Arial" w:hAnsi="Arial" w:cs="Arial"/>
-          <w:b/>
-          <w:bCs/>
-          <w:sz w:val="20"/>
-          <w:szCs w:val="20"/>
-          <w:lang w:val="fr-FR"/>
-        </w:rPr>
-        <w:t xml:space="preserve">Résumé en ligne </w:t>
-      </w:r>
-      <w:r>
-        <w:rPr>
-          <w:rFonts w:ascii="Arial" w:hAnsi="Arial" w:cs="Arial"/>
-          <w:b/>
-          <w:bCs/>
-          <w:sz w:val="20"/>
-          <w:szCs w:val="20"/>
-          <w:lang w:val="fr-FR"/>
-        </w:rPr>
-        <w:t xml:space="preserve">&amp; </w:t>
-      </w:r>
-      <w:proofErr w:type="gramStart"/>
-      <w:r>
-        <w:rPr>
-          <w:rFonts w:ascii="Arial" w:hAnsi="Arial" w:cs="Arial"/>
-          <w:b/>
-          <w:bCs/>
-          <w:sz w:val="20"/>
-          <w:szCs w:val="20"/>
-          <w:lang w:val="fr-FR"/>
-        </w:rPr>
-        <w:t>Portfolio:</w:t>
-      </w:r>
-      <w:proofErr w:type="gramEnd"/>
-      <w:r>
-        <w:rPr>
-          <w:rFonts w:ascii="Arial" w:hAnsi="Arial" w:cs="Arial"/>
-          <w:sz w:val="20"/>
-          <w:szCs w:val="20"/>
-          <w:lang w:val="fr-FR"/>
-        </w:rPr>
-        <w:t xml:space="preserve"> </w:t>
+          <w:lang w:val="en-US"/>
+        </w:rPr>
+      </w:pPr>
+      <w:r>
+        <w:rPr>
+          <w:rFonts w:ascii="Arial" w:hAnsi="Arial" w:cs="Arial"/>
+          <w:b/>
+          <w:bCs/>
+          <w:sz w:val="20"/>
+          <w:szCs w:val="20"/>
+        </w:rPr>
+        <w:t>LinkedIn</w:t>
+      </w:r>
+      <w:r>
+        <w:rPr>
+          <w:rStyle w:val="Hyperlink"/>
+          <w:color w:val="auto"/>
+          <w:u w:val="none"/>
+          <w:lang w:val="en-US"/>
+        </w:rPr>
+        <w:t xml:space="preserve">: </w:t>
       </w:r>
       <w:hyperlink r:id="rId9" w:history="1">
         <w:r>
@@ -284,7 +259,66 @@
             <w:sz w:val="20"/>
             <w:szCs w:val="20"/>
             <w:u w:val="none"/>
-            <w:lang w:val="fr-FR"/>
+            <w:lang w:val="en-US"/>
+          </w:rPr>
+          <w:t>linkedin.com/in/</w:t>
+        </w:r>
+        <w:proofErr w:type="spellStart"/>
+        <w:r>
+          <w:rPr>
+            <w:rStyle w:val="Hyperlink"/>
+            <w:rFonts w:ascii="Arial" w:hAnsi="Arial" w:cs="Arial"/>
+            <w:color w:val="auto"/>
+            <w:sz w:val="20"/>
+            <w:szCs w:val="20"/>
+            <w:u w:val="none"/>
+            <w:lang w:val="en-US"/>
+          </w:rPr>
+          <w:t>farhaan-bms</w:t>
+        </w:r>
+        <w:proofErr w:type="spellEnd"/>
+      </w:hyperlink>
+      <w:r>
+        <w:rPr>
+          <w:rFonts w:ascii="Arial" w:hAnsi="Arial" w:cs="Arial"/>
+          <w:b/>
+          <w:bCs/>
+          <w:sz w:val="20"/>
+          <w:szCs w:val="20"/>
+          <w:lang w:val="en-US"/>
+        </w:rPr>
+        <w:tab/>
+      </w:r>
+      <w:r>
+        <w:rPr>
+          <w:rFonts w:ascii="Arial" w:hAnsi="Arial" w:cs="Arial"/>
+          <w:b/>
+          <w:bCs/>
+          <w:sz w:val="20"/>
+          <w:szCs w:val="20"/>
+          <w:lang w:val="en-US"/>
+        </w:rPr>
+        <w:t xml:space="preserve"> Portfolio:</w:t>
+      </w:r>
+      <w:r>
+        <w:rPr>
+          <w:rFonts w:ascii="Arial" w:hAnsi="Arial" w:cs="Arial"/>
+          <w:sz w:val="20"/>
+          <w:szCs w:val="20"/>
+          <w:lang w:val="en-US"/>
+        </w:rPr>
+        <w:t xml:space="preserve"> </w:t>
+      </w:r>
+      <w:hyperlink r:id="rId10" w:history="1">
+        <w:r>
+          <w:rPr>
+            <w:rStyle w:val="Hyperlink"/>
+            <w:rFonts w:ascii="Arial" w:hAnsi="Arial" w:cs="Arial"/>
+            <w:color w:val="auto"/>
+            <w:sz w:val="20"/>
+            <w:szCs w:val="20"/>
+            <w:u w:val="none"/>
+            <w:lang w:val="en-US"/>
           </w:rPr>
           <w:t>farhaan.info</w:t>
         </w:r>
@@ -297,7 +331,7 @@
           <w:sz w:val="20"/>
           <w:szCs w:val="20"/>
           <w:u w:val="none"/>
-          <w:lang w:val="fr-FR"/>
+          <w:lang w:val="en-US"/>
         </w:rPr>
         <w:t xml:space="preserve"> </w:t>
       </w:r>
@@ -311,7 +345,7 @@
           <w:rFonts w:ascii="Arial" w:hAnsi="Arial" w:cs="Arial"/>
           <w:sz w:val="14"/>
           <w:szCs w:val="14"/>
-          <w:lang w:val="fr-FR"/>
+          <w:lang w:val="en-US"/>
         </w:rPr>
       </w:pPr>
     </w:p>
@@ -359,7 +393,25 @@
           <w:szCs w:val="20"/>
           <w:lang w:val="fr-FR"/>
         </w:rPr>
-        <w:t>Ingénieur logiciel polyvalent et orienté résultats, avec plus de 3,5 ans d'expérience professionnelle dans le développement d'applications commerciales. Expertise démontrée dans la conception, le développement et l'optimisation de solutions mobiles et web, avec une spécialisation en développement Flutter. Compétent dans la résolution de défis techniques complexes, avec un historique de livraison de solutions logicielles innovantes, évolutives et de haute qualité. À la recherche de nouvelles opportunités pour approfondir mes compétences et contribuer de manière significative à des projets dynamiques et collaboratifs.</w:t>
+        <w:t xml:space="preserve">Ingénieur logiciel polyvalent et orienté résultats, avec plus de </w:t>
+      </w:r>
+      <w:r>
+        <w:rPr>
+          <w:rFonts w:ascii="Arial" w:hAnsi="Arial" w:cs="Arial"/>
+          <w:sz w:val="20"/>
+          <w:szCs w:val="20"/>
+          <w:lang w:val="fr-FR"/>
+        </w:rPr>
+        <w:t>4.</w:t>
+      </w:r>
+      <w:r>
+        <w:rPr>
+          <w:rFonts w:ascii="Arial" w:hAnsi="Arial" w:cs="Arial"/>
+          <w:sz w:val="20"/>
+          <w:szCs w:val="20"/>
+          <w:lang w:val="fr-FR"/>
+        </w:rPr>
+        <w:t>5 ans d'expérience professionnelle dans le développement d'applications commerciales. Expertise démontrée dans la conception, le développement et l'optimisation de solutions mobiles et web, avec une spécialisation en développement Flutter. Compétent dans la résolution de défis techniques complexes, avec un historique de livraison de solutions logicielles innovantes, évolutives et de haute qualité. À la recherche de nouvelles opportunités pour approfondir mes compétences et contribuer de manière significative à des projets dynamiques et collaboratifs.</w:t>
       </w:r>
     </w:p>
     <w:p>
@@ -482,17 +534,15 @@
         </w:rPr>
         <w:t xml:space="preserve">Développement d'applications mobiles en utilisant Flutter avec </w:t>
       </w:r>
-      <w:proofErr w:type="spellStart"/>
-      <w:r>
-        <w:rPr>
-          <w:rFonts w:ascii="Arial" w:hAnsi="Arial" w:cs="Arial"/>
-          <w:sz w:val="20"/>
-          <w:szCs w:val="20"/>
-          <w:lang w:val="fr-FR"/>
-        </w:rPr>
-        <w:t>GetX</w:t>
-      </w:r>
-      <w:proofErr w:type="spellEnd"/>
+      <w:r>
+        <w:rPr>
+          <w:rFonts w:ascii="Arial" w:hAnsi="Arial" w:cs="Arial"/>
+          <w:sz w:val="20"/>
+          <w:szCs w:val="20"/>
+          <w:lang w:val="fr-FR"/>
+        </w:rPr>
+        <w:t>Bloc</w:t>
+      </w:r>
       <w:r>
         <w:rPr>
           <w:rFonts w:ascii="Arial" w:hAnsi="Arial" w:cs="Arial"/>
@@ -597,9 +647,18 @@
           <w:szCs w:val="20"/>
           <w:lang w:val="fr-FR"/>
         </w:rPr>
-        <w:t>Skeletonizer.</w:t>
+        <w:t>Skeletonizer</w:t>
       </w:r>
       <w:proofErr w:type="spellEnd"/>
+      <w:r>
+        <w:rPr>
+          <w:rFonts w:ascii="Arial" w:hAnsi="Arial" w:cs="Arial"/>
+          <w:sz w:val="20"/>
+          <w:szCs w:val="20"/>
+          <w:lang w:val="fr-FR"/>
+        </w:rPr>
+        <w:t>.</w:t>
+      </w:r>
     </w:p>
     <w:p>
       <w:pPr>
@@ -803,27 +862,7 @@
           <w:szCs w:val="20"/>
           <w:lang w:val="fr-FR"/>
         </w:rPr>
-        <w:t xml:space="preserve">Intégration de MAMO </w:t>
-      </w:r>
-      <w:proofErr w:type="spellStart"/>
-      <w:r>
-        <w:rPr>
-          <w:rFonts w:ascii="Arial" w:hAnsi="Arial" w:cs="Arial"/>
-          <w:sz w:val="20"/>
-          <w:szCs w:val="20"/>
-          <w:lang w:val="fr-FR"/>
-        </w:rPr>
-        <w:t>Pay</w:t>
-      </w:r>
-      <w:proofErr w:type="spellEnd"/>
-      <w:r>
-        <w:rPr>
-          <w:rFonts w:ascii="Arial" w:hAnsi="Arial" w:cs="Arial"/>
-          <w:sz w:val="20"/>
-          <w:szCs w:val="20"/>
-          <w:lang w:val="fr-FR"/>
-        </w:rPr>
-        <w:t xml:space="preserve"> pour des paiements sécurisés et </w:t>
+        <w:t xml:space="preserve">Intégration de MAMO Pay pour des paiements sécurisés et </w:t>
       </w:r>
       <w:proofErr w:type="spellStart"/>
       <w:r>
@@ -965,6 +1004,7 @@
           <w:iCs/>
           <w:sz w:val="20"/>
           <w:szCs w:val="20"/>
+          <w:lang w:val="fr-FR"/>
         </w:rPr>
       </w:pPr>
       <w:proofErr w:type="spellStart"/>
@@ -975,6 +1015,7 @@
           <w:iCs/>
           <w:sz w:val="20"/>
           <w:szCs w:val="20"/>
+          <w:lang w:val="fr-FR"/>
         </w:rPr>
         <w:t>DietSensor</w:t>
       </w:r>
@@ -986,6 +1027,7 @@
           <w:iCs/>
           <w:sz w:val="20"/>
           <w:szCs w:val="20"/>
+          <w:lang w:val="fr-FR"/>
         </w:rPr>
         <w:t xml:space="preserve"> (Mauritius) Ltd, Total Road, La </w:t>
       </w:r>
@@ -997,6 +1039,7 @@
           <w:iCs/>
           <w:sz w:val="20"/>
           <w:szCs w:val="20"/>
+          <w:lang w:val="fr-FR"/>
         </w:rPr>
         <w:t>Mivoie</w:t>
       </w:r>
@@ -1008,6 +1051,7 @@
           <w:iCs/>
           <w:sz w:val="20"/>
           <w:szCs w:val="20"/>
+          <w:lang w:val="fr-FR"/>
         </w:rPr>
         <w:t xml:space="preserve">, Tamarin, Maurice </w:t>
       </w:r>
@@ -1408,7 +1452,6 @@
       <w:pPr>
         <w:pStyle w:val="NoSpacing"/>
         <w:spacing w:line="300" w:lineRule="auto"/>
-        <w:jc w:val="both"/>
         <w:rPr>
           <w:rFonts w:ascii="Arial" w:hAnsi="Arial" w:cs="Arial"/>
           <w:i/>
@@ -1504,55 +1547,7 @@
           <w:szCs w:val="20"/>
           <w:lang w:val="fr-FR"/>
         </w:rPr>
-        <w:t xml:space="preserve">Event Store Ltd, Regus </w:t>
-      </w:r>
-      <w:proofErr w:type="spellStart"/>
-      <w:r>
-        <w:rPr>
-          <w:rFonts w:ascii="Arial" w:hAnsi="Arial" w:cs="Arial"/>
-          <w:i/>
-          <w:iCs/>
-          <w:sz w:val="20"/>
-          <w:szCs w:val="20"/>
-          <w:lang w:val="fr-FR"/>
-        </w:rPr>
-        <w:t>Medine</w:t>
-      </w:r>
-      <w:proofErr w:type="spellEnd"/>
-      <w:r>
-        <w:rPr>
-          <w:rFonts w:ascii="Arial" w:hAnsi="Arial" w:cs="Arial"/>
-          <w:i/>
-          <w:iCs/>
-          <w:sz w:val="20"/>
-          <w:szCs w:val="20"/>
-          <w:lang w:val="fr-FR"/>
-        </w:rPr>
-        <w:t xml:space="preserve"> </w:t>
-      </w:r>
-      <w:proofErr w:type="spellStart"/>
-      <w:r>
-        <w:rPr>
-          <w:rFonts w:ascii="Arial" w:hAnsi="Arial" w:cs="Arial"/>
-          <w:i/>
-          <w:iCs/>
-          <w:sz w:val="20"/>
-          <w:szCs w:val="20"/>
-          <w:lang w:val="fr-FR"/>
-        </w:rPr>
-        <w:t>Mews</w:t>
-      </w:r>
-      <w:proofErr w:type="spellEnd"/>
-      <w:r>
-        <w:rPr>
-          <w:rFonts w:ascii="Arial" w:hAnsi="Arial" w:cs="Arial"/>
-          <w:i/>
-          <w:iCs/>
-          <w:sz w:val="20"/>
-          <w:szCs w:val="20"/>
-          <w:lang w:val="fr-FR"/>
-        </w:rPr>
-        <w:t>, La Chaussée, Port Louis</w:t>
+        <w:t>Event Store Ltd, Regus Medine Mews, La Chaussée, Port Louis</w:t>
       </w:r>
       <w:r>
         <w:rPr>
@@ -1669,7 +1664,6 @@
       <w:pPr>
         <w:pStyle w:val="NoSpacing"/>
         <w:spacing w:line="300" w:lineRule="auto"/>
-        <w:jc w:val="both"/>
         <w:rPr>
           <w:rFonts w:ascii="Arial" w:hAnsi="Arial" w:cs="Arial"/>
           <w:i/>
@@ -1895,7 +1889,6 @@
       <w:pPr>
         <w:pStyle w:val="NoSpacing"/>
         <w:spacing w:line="300" w:lineRule="auto"/>
-        <w:jc w:val="both"/>
         <w:rPr>
           <w:rFonts w:ascii="Arial" w:hAnsi="Arial" w:cs="Arial"/>
           <w:i/>
@@ -2147,7 +2140,6 @@
       <w:pPr>
         <w:pStyle w:val="NoSpacing"/>
         <w:spacing w:line="300" w:lineRule="auto"/>
-        <w:jc w:val="both"/>
         <w:rPr>
           <w:rFonts w:ascii="Arial" w:hAnsi="Arial" w:cs="Arial"/>
           <w:i/>
@@ -3019,10 +3011,76 @@
           <w:szCs w:val="20"/>
           <w:lang w:val="fr-FR"/>
         </w:rPr>
-        <w:t xml:space="preserve">Gagnant du premier prix – Challenge </w:t>
+        <w:t>Gagnant du premier prix – Challenge Inovapp 3.0</w:t>
+      </w:r>
+    </w:p>
+    <w:p>
+      <w:pPr>
+        <w:pStyle w:val="NoSpacing"/>
+        <w:spacing w:line="300" w:lineRule="auto"/>
+        <w:rPr>
+          <w:rFonts w:ascii="Arial" w:hAnsi="Arial" w:cs="Arial"/>
+          <w:b/>
+          <w:bCs/>
+          <w:sz w:val="20"/>
+          <w:szCs w:val="20"/>
+          <w:lang w:val="fr-FR"/>
+        </w:rPr>
+      </w:pPr>
+    </w:p>
+    <w:p>
+      <w:pPr>
+        <w:pStyle w:val="NoSpacing"/>
+        <w:spacing w:line="300" w:lineRule="auto"/>
+        <w:rPr>
+          <w:rFonts w:ascii="Arial" w:hAnsi="Arial" w:cs="Arial"/>
+          <w:b/>
+          <w:bCs/>
+          <w:sz w:val="20"/>
+          <w:szCs w:val="20"/>
+          <w:lang w:val="fr-FR"/>
+        </w:rPr>
+      </w:pPr>
+      <w:r>
+        <w:rPr>
+          <w:rFonts w:ascii="Arial" w:hAnsi="Arial" w:cs="Arial"/>
+          <w:b/>
+          <w:bCs/>
+          <w:sz w:val="20"/>
+          <w:szCs w:val="20"/>
+          <w:lang w:val="fr-FR"/>
+        </w:rPr>
+        <w:t xml:space="preserve">Financial Services </w:t>
       </w:r>
       <w:proofErr w:type="spellStart"/>
       <w:r>
+        <w:rPr>
+          <w:rFonts w:ascii="Arial" w:hAnsi="Arial" w:cs="Arial"/>
+          <w:b/>
+          <w:bCs/>
+          <w:sz w:val="20"/>
+          <w:szCs w:val="20"/>
+          <w:lang w:val="fr-FR"/>
+        </w:rPr>
+        <w:t>Commision</w:t>
+      </w:r>
+      <w:proofErr w:type="spellEnd"/>
+      <w:r>
+        <w:rPr>
+          <w:rFonts w:ascii="Arial" w:hAnsi="Arial" w:cs="Arial"/>
+          <w:b/>
+          <w:bCs/>
+          <w:sz w:val="20"/>
+          <w:szCs w:val="20"/>
+          <w:lang w:val="fr-FR"/>
+        </w:rPr>
+        <w:t>, Décembre 2022</w:t>
+      </w:r>
+    </w:p>
+    <w:p>
+      <w:pPr>
+        <w:pStyle w:val="NoSpacing"/>
+        <w:spacing w:line="300" w:lineRule="auto"/>
         <w:rPr>
           <w:rFonts w:ascii="Arial" w:hAnsi="Arial" w:cs="Arial"/>
           <w:i/>
@@ -3031,9 +3089,7 @@
           <w:szCs w:val="20"/>
           <w:lang w:val="fr-FR"/>
         </w:rPr>
-        <w:t>Inovapp</w:t>
-      </w:r>
-      <w:proofErr w:type="spellEnd"/>
+      </w:pPr>
       <w:r>
         <w:rPr>
           <w:rFonts w:ascii="Arial" w:hAnsi="Arial" w:cs="Arial"/>
@@ -3043,7 +3099,7 @@
           <w:szCs w:val="20"/>
           <w:lang w:val="fr-FR"/>
         </w:rPr>
-        <w:t xml:space="preserve"> 3.0</w:t>
+        <w:t>Gagnant du troisième prix – Concours de conception d'applications mobiles</w:t>
       </w:r>
     </w:p>
     <w:p>
@@ -3070,19 +3126,19 @@
           <w:bCs/>
           <w:sz w:val="20"/>
           <w:szCs w:val="20"/>
-          <w:lang w:val="fr-FR"/>
-        </w:rPr>
-      </w:pPr>
-      <w:r>
-        <w:rPr>
-          <w:rFonts w:ascii="Arial" w:hAnsi="Arial" w:cs="Arial"/>
-          <w:b/>
-          <w:bCs/>
-          <w:sz w:val="20"/>
-          <w:szCs w:val="20"/>
-          <w:lang w:val="fr-FR"/>
-        </w:rPr>
-        <w:t xml:space="preserve">Financial Services </w:t>
+          <w:lang w:val="en-US"/>
+        </w:rPr>
+      </w:pPr>
+      <w:r>
+        <w:rPr>
+          <w:rFonts w:ascii="Arial" w:hAnsi="Arial" w:cs="Arial"/>
+          <w:b/>
+          <w:bCs/>
+          <w:sz w:val="20"/>
+          <w:szCs w:val="20"/>
+          <w:lang w:val="en-US"/>
+        </w:rPr>
+        <w:t xml:space="preserve">UoM Online Inter-University </w:t>
       </w:r>
       <w:proofErr w:type="spellStart"/>
       <w:r>
@@ -3092,9 +3148,9 @@
           <w:bCs/>
           <w:sz w:val="20"/>
           <w:szCs w:val="20"/>
-          <w:lang w:val="fr-FR"/>
-        </w:rPr>
-        <w:t>Commision</w:t>
+          <w:lang w:val="en-US"/>
+        </w:rPr>
+        <w:t>TechWar</w:t>
       </w:r>
       <w:proofErr w:type="spellEnd"/>
       <w:r>
@@ -3104,9 +3160,31 @@
           <w:bCs/>
           <w:sz w:val="20"/>
           <w:szCs w:val="20"/>
-          <w:lang w:val="fr-FR"/>
-        </w:rPr>
-        <w:t>, Décembre 2022</w:t>
+          <w:lang w:val="en-US"/>
+        </w:rPr>
+        <w:t xml:space="preserve">, </w:t>
+      </w:r>
+      <w:r>
+        <w:rPr>
+          <w:rFonts w:ascii="Arial" w:hAnsi="Arial" w:cs="Arial"/>
+          <w:b/>
+          <w:bCs/>
+          <w:sz w:val="20"/>
+          <w:szCs w:val="20"/>
+          <w:lang w:val="en-US"/>
+        </w:rPr>
+        <w:t>Mars</w:t>
+      </w:r>
+      <w:r>
+        <w:rPr>
+          <w:rFonts w:ascii="Arial" w:hAnsi="Arial" w:cs="Arial"/>
+          <w:b/>
+          <w:bCs/>
+          <w:sz w:val="20"/>
+          <w:szCs w:val="20"/>
+          <w:lang w:val="en-US"/>
+        </w:rPr>
+        <w:t xml:space="preserve"> 2021</w:t>
       </w:r>
     </w:p>
     <w:p>
@@ -3115,13 +3193,24 @@
         <w:spacing w:line="300" w:lineRule="auto"/>
         <w:rPr>
           <w:rFonts w:ascii="Arial" w:hAnsi="Arial" w:cs="Arial"/>
+          <w:b/>
+          <w:bCs/>
+          <w:sz w:val="20"/>
+          <w:szCs w:val="20"/>
+          <w:lang w:val="fr-FR"/>
+        </w:rPr>
+      </w:pPr>
+      <w:r>
+        <w:rPr>
+          <w:rFonts w:ascii="Arial" w:hAnsi="Arial" w:cs="Arial"/>
           <w:i/>
           <w:iCs/>
           <w:sz w:val="20"/>
           <w:szCs w:val="20"/>
           <w:lang w:val="fr-FR"/>
         </w:rPr>
-      </w:pPr>
+        <w:t>Gagnant du deuxième prix</w:t>
+      </w:r>
       <w:r>
         <w:rPr>
           <w:rFonts w:ascii="Arial" w:hAnsi="Arial" w:cs="Arial"/>
@@ -3131,7 +3220,31 @@
           <w:szCs w:val="20"/>
           <w:lang w:val="fr-FR"/>
         </w:rPr>
-        <w:t>Gagnant du troisième prix – Concours de conception d'applications mobiles</w:t>
+        <w:t xml:space="preserve"> – </w:t>
+      </w:r>
+      <w:proofErr w:type="spellStart"/>
+      <w:r>
+        <w:rPr>
+          <w:rFonts w:ascii="Arial" w:hAnsi="Arial" w:cs="Arial"/>
+          <w:i/>
+          <w:iCs/>
+          <w:sz w:val="20"/>
+          <w:szCs w:val="20"/>
+          <w:lang w:val="fr-FR"/>
+        </w:rPr>
+        <w:t>Crackathon</w:t>
+      </w:r>
+      <w:proofErr w:type="spellEnd"/>
+      <w:r>
+        <w:rPr>
+          <w:rFonts w:ascii="Arial" w:hAnsi="Arial" w:cs="Arial"/>
+          <w:i/>
+          <w:iCs/>
+          <w:sz w:val="20"/>
+          <w:szCs w:val="20"/>
+          <w:lang w:val="fr-FR"/>
+        </w:rPr>
+        <w:t xml:space="preserve"> Challenge</w:t>
       </w:r>
     </w:p>
     <w:p>
@@ -3158,20 +3271,9 @@
           <w:bCs/>
           <w:sz w:val="20"/>
           <w:szCs w:val="20"/>
-          <w:lang w:val="en-US"/>
-        </w:rPr>
-      </w:pPr>
-      <w:r>
-        <w:rPr>
-          <w:rFonts w:ascii="Arial" w:hAnsi="Arial" w:cs="Arial"/>
-          <w:b/>
-          <w:bCs/>
-          <w:sz w:val="20"/>
-          <w:szCs w:val="20"/>
-          <w:lang w:val="en-US"/>
-        </w:rPr>
-        <w:t xml:space="preserve">UoM Online Inter-University </w:t>
-      </w:r>
+          <w:lang w:val="fr-FR"/>
+        </w:rPr>
+      </w:pPr>
       <w:proofErr w:type="spellStart"/>
       <w:r>
         <w:rPr>
@@ -3180,9 +3282,9 @@
           <w:bCs/>
           <w:sz w:val="20"/>
           <w:szCs w:val="20"/>
-          <w:lang w:val="en-US"/>
-        </w:rPr>
-        <w:t>TechWar</w:t>
+          <w:lang w:val="fr-FR"/>
+        </w:rPr>
+        <w:t>DigiCup</w:t>
       </w:r>
       <w:proofErr w:type="spellEnd"/>
       <w:r>
@@ -3192,7 +3294,18 @@
           <w:bCs/>
           <w:sz w:val="20"/>
           <w:szCs w:val="20"/>
-          <w:lang w:val="en-US"/>
+          <w:lang w:val="fr-FR"/>
+        </w:rPr>
+        <w:t xml:space="preserve"> 2020 – Digital Solution Challenge</w:t>
+      </w:r>
+      <w:r>
+        <w:rPr>
+          <w:rFonts w:ascii="Arial" w:hAnsi="Arial" w:cs="Arial"/>
+          <w:b/>
+          <w:bCs/>
+          <w:sz w:val="20"/>
+          <w:szCs w:val="20"/>
+          <w:lang w:val="fr-FR"/>
         </w:rPr>
         <w:t xml:space="preserve">, </w:t>
       </w:r>
@@ -3203,20 +3316,20 @@
           <w:bCs/>
           <w:sz w:val="20"/>
           <w:szCs w:val="20"/>
-          <w:lang w:val="en-US"/>
-        </w:rPr>
-        <w:t>Mars</w:t>
-      </w:r>
-      <w:r>
-        <w:rPr>
-          <w:rFonts w:ascii="Arial" w:hAnsi="Arial" w:cs="Arial"/>
-          <w:b/>
-          <w:bCs/>
-          <w:sz w:val="20"/>
-          <w:szCs w:val="20"/>
-          <w:lang w:val="en-US"/>
-        </w:rPr>
-        <w:t xml:space="preserve"> 2021</w:t>
+          <w:lang w:val="fr-FR"/>
+        </w:rPr>
+        <w:t>Novembre</w:t>
+      </w:r>
+      <w:r>
+        <w:rPr>
+          <w:rFonts w:ascii="Arial" w:hAnsi="Arial" w:cs="Arial"/>
+          <w:b/>
+          <w:bCs/>
+          <w:sz w:val="20"/>
+          <w:szCs w:val="20"/>
+          <w:lang w:val="fr-FR"/>
+        </w:rPr>
+        <w:t xml:space="preserve"> 2020</w:t>
       </w:r>
     </w:p>
     <w:p>
@@ -3225,24 +3338,13 @@
         <w:spacing w:line="300" w:lineRule="auto"/>
         <w:rPr>
           <w:rFonts w:ascii="Arial" w:hAnsi="Arial" w:cs="Arial"/>
-          <w:b/>
-          <w:bCs/>
-          <w:sz w:val="20"/>
-          <w:szCs w:val="20"/>
-          <w:lang w:val="fr-FR"/>
-        </w:rPr>
-      </w:pPr>
-      <w:r>
-        <w:rPr>
-          <w:rFonts w:ascii="Arial" w:hAnsi="Arial" w:cs="Arial"/>
           <w:i/>
           <w:iCs/>
           <w:sz w:val="20"/>
           <w:szCs w:val="20"/>
           <w:lang w:val="fr-FR"/>
         </w:rPr>
-        <w:t>Gagnant du deuxième prix</w:t>
-      </w:r>
+      </w:pPr>
       <w:r>
         <w:rPr>
           <w:rFonts w:ascii="Arial" w:hAnsi="Arial" w:cs="Arial"/>
@@ -3252,9 +3354,8 @@
           <w:szCs w:val="20"/>
           <w:lang w:val="fr-FR"/>
         </w:rPr>
-        <w:t xml:space="preserve"> – </w:t>
-      </w:r>
-      <w:proofErr w:type="spellStart"/>
+        <w:t>Gagnant du deuxième prix</w:t>
+      </w:r>
       <w:r>
         <w:rPr>
           <w:rFonts w:ascii="Arial" w:hAnsi="Arial" w:cs="Arial"/>
@@ -3264,9 +3365,8 @@
           <w:szCs w:val="20"/>
           <w:lang w:val="fr-FR"/>
         </w:rPr>
-        <w:t>Crackathon</w:t>
-      </w:r>
-      <w:proofErr w:type="spellEnd"/>
+        <w:t xml:space="preserve"> –</w:t>
+      </w:r>
       <w:r>
         <w:rPr>
           <w:rFonts w:ascii="Arial" w:hAnsi="Arial" w:cs="Arial"/>
@@ -3276,7 +3376,40 @@
           <w:szCs w:val="20"/>
           <w:lang w:val="fr-FR"/>
         </w:rPr>
-        <w:t xml:space="preserve"> Challenge</w:t>
+        <w:t xml:space="preserve"> </w:t>
+      </w:r>
+      <w:r>
+        <w:rPr>
+          <w:rFonts w:ascii="Arial" w:hAnsi="Arial" w:cs="Arial"/>
+          <w:i/>
+          <w:iCs/>
+          <w:sz w:val="20"/>
+          <w:szCs w:val="20"/>
+          <w:lang w:val="fr-FR"/>
+        </w:rPr>
+        <w:t>Application</w:t>
+      </w:r>
+      <w:r>
+        <w:rPr>
+          <w:rFonts w:ascii="Arial" w:hAnsi="Arial" w:cs="Arial"/>
+          <w:i/>
+          <w:iCs/>
+          <w:sz w:val="20"/>
+          <w:szCs w:val="20"/>
+          <w:lang w:val="fr-FR"/>
+        </w:rPr>
+        <w:t xml:space="preserve"> Mobile</w:t>
+      </w:r>
+      <w:r>
+        <w:rPr>
+          <w:rFonts w:ascii="Arial" w:hAnsi="Arial" w:cs="Arial"/>
+          <w:i/>
+          <w:iCs/>
+          <w:sz w:val="20"/>
+          <w:szCs w:val="20"/>
+          <w:lang w:val="fr-FR"/>
+        </w:rPr>
+        <w:t xml:space="preserve"> – Flutter</w:t>
       </w:r>
     </w:p>
     <w:p>
@@ -3285,8 +3418,6 @@
         <w:spacing w:line="300" w:lineRule="auto"/>
         <w:rPr>
           <w:rFonts w:ascii="Arial" w:hAnsi="Arial" w:cs="Arial"/>
-          <w:b/>
-          <w:bCs/>
           <w:sz w:val="20"/>
           <w:szCs w:val="20"/>
           <w:lang w:val="fr-FR"/>
@@ -3306,62 +3437,49 @@
           <w:lang w:val="fr-FR"/>
         </w:rPr>
       </w:pPr>
-      <w:proofErr w:type="spellStart"/>
-      <w:r>
-        <w:rPr>
-          <w:rFonts w:ascii="Arial" w:hAnsi="Arial" w:cs="Arial"/>
-          <w:b/>
-          <w:bCs/>
-          <w:sz w:val="20"/>
-          <w:szCs w:val="20"/>
-          <w:lang w:val="fr-FR"/>
-        </w:rPr>
-        <w:t>DigiCup</w:t>
-      </w:r>
-      <w:proofErr w:type="spellEnd"/>
-      <w:r>
-        <w:rPr>
-          <w:rFonts w:ascii="Arial" w:hAnsi="Arial" w:cs="Arial"/>
-          <w:b/>
-          <w:bCs/>
-          <w:sz w:val="20"/>
-          <w:szCs w:val="20"/>
-          <w:lang w:val="fr-FR"/>
-        </w:rPr>
-        <w:t xml:space="preserve"> 2020 – Digital Solution Challenge</w:t>
-      </w:r>
-      <w:r>
-        <w:rPr>
-          <w:rFonts w:ascii="Arial" w:hAnsi="Arial" w:cs="Arial"/>
-          <w:b/>
-          <w:bCs/>
-          <w:sz w:val="20"/>
-          <w:szCs w:val="20"/>
-          <w:lang w:val="fr-FR"/>
-        </w:rPr>
-        <w:t xml:space="preserve">, </w:t>
-      </w:r>
-      <w:r>
-        <w:rPr>
-          <w:rFonts w:ascii="Arial" w:hAnsi="Arial" w:cs="Arial"/>
-          <w:b/>
-          <w:bCs/>
-          <w:sz w:val="20"/>
-          <w:szCs w:val="20"/>
-          <w:lang w:val="fr-FR"/>
-        </w:rPr>
-        <w:t>Novembre</w:t>
-      </w:r>
-      <w:r>
-        <w:rPr>
-          <w:rFonts w:ascii="Arial" w:hAnsi="Arial" w:cs="Arial"/>
-          <w:b/>
-          <w:bCs/>
-          <w:sz w:val="20"/>
-          <w:szCs w:val="20"/>
-          <w:lang w:val="fr-FR"/>
-        </w:rPr>
-        <w:t xml:space="preserve"> 2020</w:t>
+      <w:r>
+        <w:rPr>
+          <w:rFonts w:ascii="Arial" w:hAnsi="Arial" w:cs="Arial"/>
+          <w:b/>
+          <w:bCs/>
+          <w:sz w:val="20"/>
+          <w:szCs w:val="20"/>
+          <w:lang w:val="fr-FR"/>
+        </w:rPr>
+        <w:t>Introduction à la mécatronique</w:t>
+      </w:r>
+      <w:r>
+        <w:rPr>
+          <w:rFonts w:ascii="Arial" w:hAnsi="Arial" w:cs="Arial"/>
+          <w:b/>
+          <w:bCs/>
+          <w:sz w:val="20"/>
+          <w:szCs w:val="20"/>
+          <w:lang w:val="fr-FR"/>
+        </w:rPr>
+        <w:t xml:space="preserve"> – </w:t>
+      </w:r>
+      <w:r>
+        <w:rPr>
+          <w:rFonts w:ascii="Arial" w:hAnsi="Arial" w:cs="Arial"/>
+          <w:b/>
+          <w:bCs/>
+          <w:sz w:val="20"/>
+          <w:szCs w:val="20"/>
+          <w:lang w:val="fr-FR"/>
+        </w:rPr>
+        <w:t>Utilisation de la carte Arduino</w:t>
+      </w:r>
+      <w:r>
+        <w:rPr>
+          <w:rFonts w:ascii="Arial" w:hAnsi="Arial" w:cs="Arial"/>
+          <w:b/>
+          <w:bCs/>
+          <w:sz w:val="20"/>
+          <w:szCs w:val="20"/>
+          <w:lang w:val="fr-FR"/>
+        </w:rPr>
+        <w:t>, 2020</w:t>
       </w:r>
     </w:p>
     <w:p>
@@ -3386,170 +3504,7 @@
           <w:szCs w:val="20"/>
           <w:lang w:val="fr-FR"/>
         </w:rPr>
-        <w:t>Gagnant du deuxième prix</w:t>
-      </w:r>
-      <w:r>
-        <w:rPr>
-          <w:rFonts w:ascii="Arial" w:hAnsi="Arial" w:cs="Arial"/>
-          <w:i/>
-          <w:iCs/>
-          <w:sz w:val="20"/>
-          <w:szCs w:val="20"/>
-          <w:lang w:val="fr-FR"/>
-        </w:rPr>
-        <w:t xml:space="preserve"> –</w:t>
-      </w:r>
-      <w:r>
-        <w:rPr>
-          <w:rFonts w:ascii="Arial" w:hAnsi="Arial" w:cs="Arial"/>
-          <w:i/>
-          <w:iCs/>
-          <w:sz w:val="20"/>
-          <w:szCs w:val="20"/>
-          <w:lang w:val="fr-FR"/>
-        </w:rPr>
-        <w:t xml:space="preserve"> </w:t>
-      </w:r>
-      <w:r>
-        <w:rPr>
-          <w:rFonts w:ascii="Arial" w:hAnsi="Arial" w:cs="Arial"/>
-          <w:i/>
-          <w:iCs/>
-          <w:sz w:val="20"/>
-          <w:szCs w:val="20"/>
-          <w:lang w:val="fr-FR"/>
-        </w:rPr>
-        <w:t>Application</w:t>
-      </w:r>
-      <w:r>
-        <w:rPr>
-          <w:rFonts w:ascii="Arial" w:hAnsi="Arial" w:cs="Arial"/>
-          <w:i/>
-          <w:iCs/>
-          <w:sz w:val="20"/>
-          <w:szCs w:val="20"/>
-          <w:lang w:val="fr-FR"/>
-        </w:rPr>
-        <w:t xml:space="preserve"> Mobile</w:t>
-      </w:r>
-      <w:r>
-        <w:rPr>
-          <w:rFonts w:ascii="Arial" w:hAnsi="Arial" w:cs="Arial"/>
-          <w:i/>
-          <w:iCs/>
-          <w:sz w:val="20"/>
-          <w:szCs w:val="20"/>
-          <w:lang w:val="fr-FR"/>
-        </w:rPr>
-        <w:t xml:space="preserve"> – Flutter</w:t>
-      </w:r>
-    </w:p>
-    <w:p>
-      <w:pPr>
-        <w:pStyle w:val="NoSpacing"/>
-        <w:spacing w:line="300" w:lineRule="auto"/>
-        <w:rPr>
-          <w:rFonts w:ascii="Arial" w:hAnsi="Arial" w:cs="Arial"/>
-          <w:sz w:val="20"/>
-          <w:szCs w:val="20"/>
-          <w:lang w:val="fr-FR"/>
-        </w:rPr>
-      </w:pPr>
-    </w:p>
-    <w:p>
-      <w:pPr>
-        <w:pStyle w:val="NoSpacing"/>
-        <w:spacing w:line="300" w:lineRule="auto"/>
-        <w:rPr>
-          <w:rFonts w:ascii="Arial" w:hAnsi="Arial" w:cs="Arial"/>
-          <w:b/>
-          <w:bCs/>
-          <w:sz w:val="20"/>
-          <w:szCs w:val="20"/>
-          <w:lang w:val="fr-FR"/>
-        </w:rPr>
-      </w:pPr>
-      <w:r>
-        <w:rPr>
-          <w:rFonts w:ascii="Arial" w:hAnsi="Arial" w:cs="Arial"/>
-          <w:b/>
-          <w:bCs/>
-          <w:sz w:val="20"/>
-          <w:szCs w:val="20"/>
-          <w:lang w:val="fr-FR"/>
-        </w:rPr>
-        <w:t>Introduction à la mécatronique</w:t>
-      </w:r>
-      <w:r>
-        <w:rPr>
-          <w:rFonts w:ascii="Arial" w:hAnsi="Arial" w:cs="Arial"/>
-          <w:b/>
-          <w:bCs/>
-          <w:sz w:val="20"/>
-          <w:szCs w:val="20"/>
-          <w:lang w:val="fr-FR"/>
-        </w:rPr>
-        <w:t xml:space="preserve"> – </w:t>
-      </w:r>
-      <w:r>
-        <w:rPr>
-          <w:rFonts w:ascii="Arial" w:hAnsi="Arial" w:cs="Arial"/>
-          <w:b/>
-          <w:bCs/>
-          <w:sz w:val="20"/>
-          <w:szCs w:val="20"/>
-          <w:lang w:val="fr-FR"/>
-        </w:rPr>
-        <w:t>Utilisation de la carte Arduino</w:t>
-      </w:r>
-      <w:r>
-        <w:rPr>
-          <w:rFonts w:ascii="Arial" w:hAnsi="Arial" w:cs="Arial"/>
-          <w:b/>
-          <w:bCs/>
-          <w:sz w:val="20"/>
-          <w:szCs w:val="20"/>
-          <w:lang w:val="fr-FR"/>
-        </w:rPr>
-        <w:t>, 2020</w:t>
-      </w:r>
-    </w:p>
-    <w:p>
-      <w:pPr>
-        <w:pStyle w:val="NoSpacing"/>
-        <w:spacing w:line="300" w:lineRule="auto"/>
-        <w:rPr>
-          <w:rFonts w:ascii="Arial" w:hAnsi="Arial" w:cs="Arial"/>
-          <w:i/>
-          <w:iCs/>
-          <w:sz w:val="20"/>
-          <w:szCs w:val="20"/>
-          <w:lang w:val="fr-FR"/>
-        </w:rPr>
-      </w:pPr>
-      <w:proofErr w:type="spellStart"/>
-      <w:r>
-        <w:rPr>
-          <w:rFonts w:ascii="Arial" w:hAnsi="Arial" w:cs="Arial"/>
-          <w:i/>
-          <w:iCs/>
-          <w:sz w:val="20"/>
-          <w:szCs w:val="20"/>
-          <w:lang w:val="fr-FR"/>
-        </w:rPr>
-        <w:t>School</w:t>
-      </w:r>
-      <w:proofErr w:type="spellEnd"/>
-      <w:r>
-        <w:rPr>
-          <w:rFonts w:ascii="Arial" w:hAnsi="Arial" w:cs="Arial"/>
-          <w:i/>
-          <w:iCs/>
-          <w:sz w:val="20"/>
-          <w:szCs w:val="20"/>
-          <w:lang w:val="fr-FR"/>
-        </w:rPr>
-        <w:t xml:space="preserve"> of Electronics, </w:t>
+        <w:t xml:space="preserve">School of Electronics, </w:t>
       </w:r>
       <w:r>
         <w:rPr>
@@ -3864,17 +3819,7 @@
           <w:sz w:val="20"/>
           <w:lang w:val="en-US"/>
         </w:rPr>
-        <w:t>:</w:t>
-      </w:r>
-      <w:r>
-        <w:rPr>
-          <w:rFonts w:ascii="Arial" w:eastAsia="Arial" w:hAnsi="Arial" w:cs="Arial"/>
-          <w:b/>
-          <w:bCs/>
-          <w:sz w:val="20"/>
-          <w:lang w:val="en-US"/>
-        </w:rPr>
-        <w:t xml:space="preserve"> </w:t>
+        <w:t xml:space="preserve">: </w:t>
       </w:r>
       <w:r>
         <w:rPr>
@@ -4451,7 +4396,7 @@
       </w:r>
     </w:p>
     <w:sectPr>
-      <w:footerReference w:type="default" r:id="rId10"/>
+      <w:footerReference w:type="default" r:id="rId11"/>
       <w:pgSz w:w="11906" w:h="16838"/>
       <w:pgMar w:top="1296" w:right="1440" w:bottom="1152" w:left="1440" w:header="706" w:footer="706" w:gutter="0"/>
       <w:cols w:space="708"/>
@@ -4462,7 +4407,7 @@
 </file>
 
 <file path=word/endnotes.xml><?xml version="1.0" encoding="utf-8"?>
-<w:endnotes xmlns:wpc="http://schemas.microsoft.com/office/word/2010/wordprocessingCanvas" xmlns:cx="http://schemas.microsoft.com/office/drawing/2014/chartex" xmlns:cx1="http://schemas.microsoft.com/office/drawing/2015/9/8/chartex" xmlns:cx2="http://schemas.microsoft.com/office/drawing/2015/10/21/chartex" xmlns:cx3="http://schemas.microsoft.com/office/drawing/2016/5/9/chartex" xmlns:cx4="http://schemas.microsoft.com/office/drawing/2016/5/10/chartex" xmlns:cx5="http://schemas.microsoft.com/office/drawing/2016/5/11/chartex" xmlns:cx6="http://schemas.microsoft.com/office/drawing/2016/5/12/chartex" xmlns:cx7="http://schemas.microsoft.com/office/drawing/2016/5/13/chartex" xmlns:cx8="http://schemas.microsoft.com/office/drawing/2016/5/14/chartex" xmlns:mc="http://schemas.openxmlformats.org/markup-compatibility/2006" xmlns:aink="http://schemas.microsoft.com/office/drawing/2016/ink" xmlns:am3d="http://schemas.microsoft.com/office/drawing/2017/model3d" xmlns:o="urn:schemas-microsoft-com:office:office" xmlns:oel="http://schemas.microsoft.com/office/2019/extlst" xmlns:r="http://schemas.openxmlformats.org/officeDocument/2006/relationships" xmlns:m="http://schemas.openxmlformats.org/officeDocument/2006/math" xmlns:v="urn:schemas-microsoft-com:vml" xmlns:wp14="http://schemas.microsoft.com/office/word/2010/wordprocessingDrawing" xmlns:wp="http://schemas.openxmlformats.org/drawingml/2006/wordprocessingDrawing" xmlns:w10="urn:schemas-microsoft-com:office:word" xmlns:w="http://schemas.openxmlformats.org/wordprocessingml/2006/main" xmlns:w14="http://schemas.microsoft.com/office/word/2010/wordml" xmlns:w15="http://schemas.microsoft.com/office/word/2012/wordml" xmlns:w16cex="http://schemas.microsoft.com/office/word/2018/wordml/cex" xmlns:w16cid="http://schemas.microsoft.com/office/word/2016/wordml/cid" xmlns:w16="http://schemas.microsoft.com/office/word/2018/wordml" xmlns:w16du="http://schemas.microsoft.com/office/word/2023/wordml/word16du" xmlns:w16sdtdh="http://schemas.microsoft.com/office/word/2020/wordml/sdtdatahash" xmlns:w16se="http://schemas.microsoft.com/office/word/2015/wordml/symex" xmlns:wpg="http://schemas.microsoft.com/office/word/2010/wordprocessingGroup" xmlns:wpi="http://schemas.microsoft.com/office/word/2010/wordprocessingInk" xmlns:wne="http://schemas.microsoft.com/office/word/2006/wordml" xmlns:wps="http://schemas.microsoft.com/office/word/2010/wordprocessingShape" mc:Ignorable="w14 w15 w16se w16cid w16 w16cex w16sdtdh w16du wp14">
+<w:endnotes xmlns:wpc="http://schemas.microsoft.com/office/word/2010/wordprocessingCanvas" xmlns:cx="http://schemas.microsoft.com/office/drawing/2014/chartex" xmlns:cx1="http://schemas.microsoft.com/office/drawing/2015/9/8/chartex" xmlns:cx2="http://schemas.microsoft.com/office/drawing/2015/10/21/chartex" xmlns:cx3="http://schemas.microsoft.com/office/drawing/2016/5/9/chartex" xmlns:cx4="http://schemas.microsoft.com/office/drawing/2016/5/10/chartex" xmlns:cx5="http://schemas.microsoft.com/office/drawing/2016/5/11/chartex" xmlns:cx6="http://schemas.microsoft.com/office/drawing/2016/5/12/chartex" xmlns:cx7="http://schemas.microsoft.com/office/drawing/2016/5/13/chartex" xmlns:cx8="http://schemas.microsoft.com/office/drawing/2016/5/14/chartex" xmlns:mc="http://schemas.openxmlformats.org/markup-compatibility/2006" xmlns:aink="http://schemas.microsoft.com/office/drawing/2016/ink" xmlns:am3d="http://schemas.microsoft.com/office/drawing/2017/model3d" xmlns:o="urn:schemas-microsoft-com:office:office" xmlns:oel="http://schemas.microsoft.com/office/2019/extlst" xmlns:r="http://schemas.openxmlformats.org/officeDocument/2006/relationships" xmlns:m="http://schemas.openxmlformats.org/officeDocument/2006/math" xmlns:v="urn:schemas-microsoft-com:vml" xmlns:wp14="http://schemas.microsoft.com/office/word/2010/wordprocessingDrawing" xmlns:wp="http://schemas.openxmlformats.org/drawingml/2006/wordprocessingDrawing" xmlns:w10="urn:schemas-microsoft-com:office:word" xmlns:w="http://schemas.openxmlformats.org/wordprocessingml/2006/main" xmlns:w14="http://schemas.microsoft.com/office/word/2010/wordml" xmlns:w15="http://schemas.microsoft.com/office/word/2012/wordml" xmlns:w16cex="http://schemas.microsoft.com/office/word/2018/wordml/cex" xmlns:w16cid="http://schemas.microsoft.com/office/word/2016/wordml/cid" xmlns:w16="http://schemas.microsoft.com/office/word/2018/wordml" xmlns:w16du="http://schemas.microsoft.com/office/word/2023/wordml/word16du" xmlns:w16sdtdh="http://schemas.microsoft.com/office/word/2020/wordml/sdtdatahash" xmlns:w16sdtfl="http://schemas.microsoft.com/office/word/2024/wordml/sdtformatlock" xmlns:w16se="http://schemas.microsoft.com/office/word/2015/wordml/symex" xmlns:wpg="http://schemas.microsoft.com/office/word/2010/wordprocessingGroup" xmlns:wpi="http://schemas.microsoft.com/office/word/2010/wordprocessingInk" xmlns:wne="http://schemas.microsoft.com/office/word/2006/wordml" xmlns:wps="http://schemas.microsoft.com/office/word/2010/wordprocessingShape" mc:Ignorable="w14 w15 w16se w16cid w16 w16cex w16sdtdh w16sdtfl w16du wp14">
   <w:endnote w:type="separator" w:id="-1">
     <w:p>
       <w:pPr>
@@ -4487,7 +4432,7 @@
 </file>
 
 <file path=word/footer1.xml><?xml version="1.0" encoding="utf-8"?>
-<w:ftr xmlns:wpc="http://schemas.microsoft.com/office/word/2010/wordprocessingCanvas" xmlns:cx="http://schemas.microsoft.com/office/drawing/2014/chartex" xmlns:cx1="http://schemas.microsoft.com/office/drawing/2015/9/8/chartex" xmlns:cx2="http://schemas.microsoft.com/office/drawing/2015/10/21/chartex" xmlns:cx3="http://schemas.microsoft.com/office/drawing/2016/5/9/chartex" xmlns:cx4="http://schemas.microsoft.com/office/drawing/2016/5/10/chartex" xmlns:cx5="http://schemas.microsoft.com/office/drawing/2016/5/11/chartex" xmlns:cx6="http://schemas.microsoft.com/office/drawing/2016/5/12/chartex" xmlns:cx7="http://schemas.microsoft.com/office/drawing/2016/5/13/chartex" xmlns:cx8="http://schemas.microsoft.com/office/drawing/2016/5/14/chartex" xmlns:mc="http://schemas.openxmlformats.org/markup-compatibility/2006" xmlns:aink="http://schemas.microsoft.com/office/drawing/2016/ink" xmlns:am3d="http://schemas.microsoft.com/office/drawing/2017/model3d" xmlns:o="urn:schemas-microsoft-com:office:office" xmlns:oel="http://schemas.microsoft.com/office/2019/extlst" xmlns:r="http://schemas.openxmlformats.org/officeDocument/2006/relationships" xmlns:m="http://schemas.openxmlformats.org/officeDocument/2006/math" xmlns:v="urn:schemas-microsoft-com:vml" xmlns:wp14="http://schemas.microsoft.com/office/word/2010/wordprocessingDrawing" xmlns:wp="http://schemas.openxmlformats.org/drawingml/2006/wordprocessingDrawing" xmlns:w10="urn:schemas-microsoft-com:office:word" xmlns:w="http://schemas.openxmlformats.org/wordprocessingml/2006/main" xmlns:w14="http://schemas.microsoft.com/office/word/2010/wordml" xmlns:w15="http://schemas.microsoft.com/office/word/2012/wordml" xmlns:w16cex="http://schemas.microsoft.com/office/word/2018/wordml/cex" xmlns:w16cid="http://schemas.microsoft.com/office/word/2016/wordml/cid" xmlns:w16="http://schemas.microsoft.com/office/word/2018/wordml" xmlns:w16du="http://schemas.microsoft.com/office/word/2023/wordml/word16du" xmlns:w16sdtdh="http://schemas.microsoft.com/office/word/2020/wordml/sdtdatahash" xmlns:w16se="http://schemas.microsoft.com/office/word/2015/wordml/symex" xmlns:wpg="http://schemas.microsoft.com/office/word/2010/wordprocessingGroup" xmlns:wpi="http://schemas.microsoft.com/office/word/2010/wordprocessingInk" xmlns:wne="http://schemas.microsoft.com/office/word/2006/wordml" xmlns:wps="http://schemas.microsoft.com/office/word/2010/wordprocessingShape" mc:Ignorable="w14 w15 w16se w16cid w16 w16cex w16sdtdh w16du wp14">
+<w:ftr xmlns:wpc="http://schemas.microsoft.com/office/word/2010/wordprocessingCanvas" xmlns:cx="http://schemas.microsoft.com/office/drawing/2014/chartex" xmlns:cx1="http://schemas.microsoft.com/office/drawing/2015/9/8/chartex" xmlns:cx2="http://schemas.microsoft.com/office/drawing/2015/10/21/chartex" xmlns:cx3="http://schemas.microsoft.com/office/drawing/2016/5/9/chartex" xmlns:cx4="http://schemas.microsoft.com/office/drawing/2016/5/10/chartex" xmlns:cx5="http://schemas.microsoft.com/office/drawing/2016/5/11/chartex" xmlns:cx6="http://schemas.microsoft.com/office/drawing/2016/5/12/chartex" xmlns:cx7="http://schemas.microsoft.com/office/drawing/2016/5/13/chartex" xmlns:cx8="http://schemas.microsoft.com/office/drawing/2016/5/14/chartex" xmlns:mc="http://schemas.openxmlformats.org/markup-compatibility/2006" xmlns:aink="http://schemas.microsoft.com/office/drawing/2016/ink" xmlns:am3d="http://schemas.microsoft.com/office/drawing/2017/model3d" xmlns:o="urn:schemas-microsoft-com:office:office" xmlns:oel="http://schemas.microsoft.com/office/2019/extlst" xmlns:r="http://schemas.openxmlformats.org/officeDocument/2006/relationships" xmlns:m="http://schemas.openxmlformats.org/officeDocument/2006/math" xmlns:v="urn:schemas-microsoft-com:vml" xmlns:wp14="http://schemas.microsoft.com/office/word/2010/wordprocessingDrawing" xmlns:wp="http://schemas.openxmlformats.org/drawingml/2006/wordprocessingDrawing" xmlns:w10="urn:schemas-microsoft-com:office:word" xmlns:w="http://schemas.openxmlformats.org/wordprocessingml/2006/main" xmlns:w14="http://schemas.microsoft.com/office/word/2010/wordml" xmlns:w15="http://schemas.microsoft.com/office/word/2012/wordml" xmlns:w16cex="http://schemas.microsoft.com/office/word/2018/wordml/cex" xmlns:w16cid="http://schemas.microsoft.com/office/word/2016/wordml/cid" xmlns:w16="http://schemas.microsoft.com/office/word/2018/wordml" xmlns:w16du="http://schemas.microsoft.com/office/word/2023/wordml/word16du" xmlns:w16sdtdh="http://schemas.microsoft.com/office/word/2020/wordml/sdtdatahash" xmlns:w16sdtfl="http://schemas.microsoft.com/office/word/2024/wordml/sdtformatlock" xmlns:w16se="http://schemas.microsoft.com/office/word/2015/wordml/symex" xmlns:wpg="http://schemas.microsoft.com/office/word/2010/wordprocessingGroup" xmlns:wpi="http://schemas.microsoft.com/office/word/2010/wordprocessingInk" xmlns:wne="http://schemas.microsoft.com/office/word/2006/wordml" xmlns:wps="http://schemas.microsoft.com/office/word/2010/wordprocessingShape" mc:Ignorable="w14 w15 w16se w16cid w16 w16cex w16sdtdh w16sdtfl w16du wp14">
   <w:sdt>
     <w:sdtPr>
       <w:rPr>
@@ -4640,7 +4585,7 @@
 </file>
 
 <file path=word/footnotes.xml><?xml version="1.0" encoding="utf-8"?>
-<w:footnotes xmlns:wpc="http://schemas.microsoft.com/office/word/2010/wordprocessingCanvas" xmlns:cx="http://schemas.microsoft.com/office/drawing/2014/chartex" xmlns:cx1="http://schemas.microsoft.com/office/drawing/2015/9/8/chartex" xmlns:cx2="http://schemas.microsoft.com/office/drawing/2015/10/21/chartex" xmlns:cx3="http://schemas.microsoft.com/office/drawing/2016/5/9/chartex" xmlns:cx4="http://schemas.microsoft.com/office/drawing/2016/5/10/chartex" xmlns:cx5="http://schemas.microsoft.com/office/drawing/2016/5/11/chartex" xmlns:cx6="http://schemas.microsoft.com/office/drawing/2016/5/12/chartex" xmlns:cx7="http://schemas.microsoft.com/office/drawing/2016/5/13/chartex" xmlns:cx8="http://schemas.microsoft.com/office/drawing/2016/5/14/chartex" xmlns:mc="http://schemas.openxmlformats.org/markup-compatibility/2006" xmlns:aink="http://schemas.microsoft.com/office/drawing/2016/ink" xmlns:am3d="http://schemas.microsoft.com/office/drawing/2017/model3d" xmlns:o="urn:schemas-microsoft-com:office:office" xmlns:oel="http://schemas.microsoft.com/office/2019/extlst" xmlns:r="http://schemas.openxmlformats.org/officeDocument/2006/relationships" xmlns:m="http://schemas.openxmlformats.org/officeDocument/2006/math" xmlns:v="urn:schemas-microsoft-com:vml" xmlns:wp14="http://schemas.microsoft.com/office/word/2010/wordprocessingDrawing" xmlns:wp="http://schemas.openxmlformats.org/drawingml/2006/wordprocessingDrawing" xmlns:w10="urn:schemas-microsoft-com:office:word" xmlns:w="http://schemas.openxmlformats.org/wordprocessingml/2006/main" xmlns:w14="http://schemas.microsoft.com/office/word/2010/wordml" xmlns:w15="http://schemas.microsoft.com/office/word/2012/wordml" xmlns:w16cex="http://schemas.microsoft.com/office/word/2018/wordml/cex" xmlns:w16cid="http://schemas.microsoft.com/office/word/2016/wordml/cid" xmlns:w16="http://schemas.microsoft.com/office/word/2018/wordml" xmlns:w16du="http://schemas.microsoft.com/office/word/2023/wordml/word16du" xmlns:w16sdtdh="http://schemas.microsoft.com/office/word/2020/wordml/sdtdatahash" xmlns:w16se="http://schemas.microsoft.com/office/word/2015/wordml/symex" xmlns:wpg="http://schemas.microsoft.com/office/word/2010/wordprocessingGroup" xmlns:wpi="http://schemas.microsoft.com/office/word/2010/wordprocessingInk" xmlns:wne="http://schemas.microsoft.com/office/word/2006/wordml" xmlns:wps="http://schemas.microsoft.com/office/word/2010/wordprocessingShape" mc:Ignorable="w14 w15 w16se w16cid w16 w16cex w16sdtdh w16du wp14">
+<w:footnotes xmlns:wpc="http://schemas.microsoft.com/office/word/2010/wordprocessingCanvas" xmlns:cx="http://schemas.microsoft.com/office/drawing/2014/chartex" xmlns:cx1="http://schemas.microsoft.com/office/drawing/2015/9/8/chartex" xmlns:cx2="http://schemas.microsoft.com/office/drawing/2015/10/21/chartex" xmlns:cx3="http://schemas.microsoft.com/office/drawing/2016/5/9/chartex" xmlns:cx4="http://schemas.microsoft.com/office/drawing/2016/5/10/chartex" xmlns:cx5="http://schemas.microsoft.com/office/drawing/2016/5/11/chartex" xmlns:cx6="http://schemas.microsoft.com/office/drawing/2016/5/12/chartex" xmlns:cx7="http://schemas.microsoft.com/office/drawing/2016/5/13/chartex" xmlns:cx8="http://schemas.microsoft.com/office/drawing/2016/5/14/chartex" xmlns:mc="http://schemas.openxmlformats.org/markup-compatibility/2006" xmlns:aink="http://schemas.microsoft.com/office/drawing/2016/ink" xmlns:am3d="http://schemas.microsoft.com/office/drawing/2017/model3d" xmlns:o="urn:schemas-microsoft-com:office:office" xmlns:oel="http://schemas.microsoft.com/office/2019/extlst" xmlns:r="http://schemas.openxmlformats.org/officeDocument/2006/relationships" xmlns:m="http://schemas.openxmlformats.org/officeDocument/2006/math" xmlns:v="urn:schemas-microsoft-com:vml" xmlns:wp14="http://schemas.microsoft.com/office/word/2010/wordprocessingDrawing" xmlns:wp="http://schemas.openxmlformats.org/drawingml/2006/wordprocessingDrawing" xmlns:w10="urn:schemas-microsoft-com:office:word" xmlns:w="http://schemas.openxmlformats.org/wordprocessingml/2006/main" xmlns:w14="http://schemas.microsoft.com/office/word/2010/wordml" xmlns:w15="http://schemas.microsoft.com/office/word/2012/wordml" xmlns:w16cex="http://schemas.microsoft.com/office/word/2018/wordml/cex" xmlns:w16cid="http://schemas.microsoft.com/office/word/2016/wordml/cid" xmlns:w16="http://schemas.microsoft.com/office/word/2018/wordml" xmlns:w16du="http://schemas.microsoft.com/office/word/2023/wordml/word16du" xmlns:w16sdtdh="http://schemas.microsoft.com/office/word/2020/wordml/sdtdatahash" xmlns:w16sdtfl="http://schemas.microsoft.com/office/word/2024/wordml/sdtformatlock" xmlns:w16se="http://schemas.microsoft.com/office/word/2015/wordml/symex" xmlns:wpg="http://schemas.microsoft.com/office/word/2010/wordprocessingGroup" xmlns:wpi="http://schemas.microsoft.com/office/word/2010/wordprocessingInk" xmlns:wne="http://schemas.microsoft.com/office/word/2006/wordml" xmlns:wps="http://schemas.microsoft.com/office/word/2010/wordprocessingShape" mc:Ignorable="w14 w15 w16se w16cid w16 w16cex w16sdtdh w16sdtfl w16du wp14">
   <w:footnote w:type="separator" w:id="-1">
     <w:p>
       <w:pPr>
@@ -4665,7 +4610,7 @@
 </file>
 
 <file path=word/numbering.xml><?xml version="1.0" encoding="utf-8"?>
-<w:numbering xmlns:wpc="http://schemas.microsoft.com/office/word/2010/wordprocessingCanvas" xmlns:cx="http://schemas.microsoft.com/office/drawing/2014/chartex" xmlns:cx1="http://schemas.microsoft.com/office/drawing/2015/9/8/chartex" xmlns:cx2="http://schemas.microsoft.com/office/drawing/2015/10/21/chartex" xmlns:cx3="http://schemas.microsoft.com/office/drawing/2016/5/9/chartex" xmlns:cx4="http://schemas.microsoft.com/office/drawing/2016/5/10/chartex" xmlns:cx5="http://schemas.microsoft.com/office/drawing/2016/5/11/chartex" xmlns:cx6="http://schemas.microsoft.com/office/drawing/2016/5/12/chartex" xmlns:cx7="http://schemas.microsoft.com/office/drawing/2016/5/13/chartex" xmlns:cx8="http://schemas.microsoft.com/office/drawing/2016/5/14/chartex" xmlns:mc="http://schemas.openxmlformats.org/markup-compatibility/2006" xmlns:aink="http://schemas.microsoft.com/office/drawing/2016/ink" xmlns:am3d="http://schemas.microsoft.com/office/drawing/2017/model3d" xmlns:o="urn:schemas-microsoft-com:office:office" xmlns:oel="http://schemas.microsoft.com/office/2019/extlst" xmlns:r="http://schemas.openxmlformats.org/officeDocument/2006/relationships" xmlns:m="http://schemas.openxmlformats.org/officeDocument/2006/math" xmlns:v="urn:schemas-microsoft-com:vml" xmlns:wp14="http://schemas.microsoft.com/office/word/2010/wordprocessingDrawing" xmlns:wp="http://schemas.openxmlformats.org/drawingml/2006/wordprocessingDrawing" xmlns:w10="urn:schemas-microsoft-com:office:word" xmlns:w="http://schemas.openxmlformats.org/wordprocessingml/2006/main" xmlns:w14="http://schemas.microsoft.com/office/word/2010/wordml" xmlns:w15="http://schemas.microsoft.com/office/word/2012/wordml" xmlns:w16cex="http://schemas.microsoft.com/office/word/2018/wordml/cex" xmlns:w16cid="http://schemas.microsoft.com/office/word/2016/wordml/cid" xmlns:w16="http://schemas.microsoft.com/office/word/2018/wordml" xmlns:w16du="http://schemas.microsoft.com/office/word/2023/wordml/word16du" xmlns:w16sdtdh="http://schemas.microsoft.com/office/word/2020/wordml/sdtdatahash" xmlns:w16se="http://schemas.microsoft.com/office/word/2015/wordml/symex" xmlns:wpg="http://schemas.microsoft.com/office/word/2010/wordprocessingGroup" xmlns:wpi="http://schemas.microsoft.com/office/word/2010/wordprocessingInk" xmlns:wne="http://schemas.microsoft.com/office/word/2006/wordml" xmlns:wps="http://schemas.microsoft.com/office/word/2010/wordprocessingShape" mc:Ignorable="w14 w15 w16se w16cid w16 w16cex w16sdtdh w16du wp14">
+<w:numbering xmlns:wpc="http://schemas.microsoft.com/office/word/2010/wordprocessingCanvas" xmlns:cx="http://schemas.microsoft.com/office/drawing/2014/chartex" xmlns:cx1="http://schemas.microsoft.com/office/drawing/2015/9/8/chartex" xmlns:cx2="http://schemas.microsoft.com/office/drawing/2015/10/21/chartex" xmlns:cx3="http://schemas.microsoft.com/office/drawing/2016/5/9/chartex" xmlns:cx4="http://schemas.microsoft.com/office/drawing/2016/5/10/chartex" xmlns:cx5="http://schemas.microsoft.com/office/drawing/2016/5/11/chartex" xmlns:cx6="http://schemas.microsoft.com/office/drawing/2016/5/12/chartex" xmlns:cx7="http://schemas.microsoft.com/office/drawing/2016/5/13/chartex" xmlns:cx8="http://schemas.microsoft.com/office/drawing/2016/5/14/chartex" xmlns:mc="http://schemas.openxmlformats.org/markup-compatibility/2006" xmlns:aink="http://schemas.microsoft.com/office/drawing/2016/ink" xmlns:am3d="http://schemas.microsoft.com/office/drawing/2017/model3d" xmlns:o="urn:schemas-microsoft-com:office:office" xmlns:oel="http://schemas.microsoft.com/office/2019/extlst" xmlns:r="http://schemas.openxmlformats.org/officeDocument/2006/relationships" xmlns:m="http://schemas.openxmlformats.org/officeDocument/2006/math" xmlns:v="urn:schemas-microsoft-com:vml" xmlns:wp14="http://schemas.microsoft.com/office/word/2010/wordprocessingDrawing" xmlns:wp="http://schemas.openxmlformats.org/drawingml/2006/wordprocessingDrawing" xmlns:w10="urn:schemas-microsoft-com:office:word" xmlns:w="http://schemas.openxmlformats.org/wordprocessingml/2006/main" xmlns:w14="http://schemas.microsoft.com/office/word/2010/wordml" xmlns:w15="http://schemas.microsoft.com/office/word/2012/wordml" xmlns:w16cex="http://schemas.microsoft.com/office/word/2018/wordml/cex" xmlns:w16cid="http://schemas.microsoft.com/office/word/2016/wordml/cid" xmlns:w16="http://schemas.microsoft.com/office/word/2018/wordml" xmlns:w16du="http://schemas.microsoft.com/office/word/2023/wordml/word16du" xmlns:w16sdtdh="http://schemas.microsoft.com/office/word/2020/wordml/sdtdatahash" xmlns:w16sdtfl="http://schemas.microsoft.com/office/word/2024/wordml/sdtformatlock" xmlns:w16se="http://schemas.microsoft.com/office/word/2015/wordml/symex" xmlns:wpg="http://schemas.microsoft.com/office/word/2010/wordprocessingGroup" xmlns:wpi="http://schemas.microsoft.com/office/word/2010/wordprocessingInk" xmlns:wne="http://schemas.microsoft.com/office/word/2006/wordml" xmlns:wps="http://schemas.microsoft.com/office/word/2010/wordprocessingShape" mc:Ignorable="w14 w15 w16se w16cid w16 w16cex w16sdtdh w16sdtfl w16du wp14">
   <w:abstractNum w:abstractNumId="0" w15:restartNumberingAfterBreak="0">
     <w:nsid w:val="E2039AD7"/>
     <w:multiLevelType w:val="hybridMultilevel"/>
@@ -7420,7 +7365,7 @@
 </file>
 
 <file path=word/styles.xml><?xml version="1.0" encoding="utf-8"?>
-<w:styles xmlns:mc="http://schemas.openxmlformats.org/markup-compatibility/2006" xmlns:r="http://schemas.openxmlformats.org/officeDocument/2006/relationships" xmlns:w="http://schemas.openxmlformats.org/wordprocessingml/2006/main" xmlns:w14="http://schemas.microsoft.com/office/word/2010/wordml" xmlns:w15="http://schemas.microsoft.com/office/word/2012/wordml" xmlns:w16cex="http://schemas.microsoft.com/office/word/2018/wordml/cex" xmlns:w16cid="http://schemas.microsoft.com/office/word/2016/wordml/cid" xmlns:w16="http://schemas.microsoft.com/office/word/2018/wordml" xmlns:w16du="http://schemas.microsoft.com/office/word/2023/wordml/word16du" xmlns:w16sdtdh="http://schemas.microsoft.com/office/word/2020/wordml/sdtdatahash" xmlns:w16se="http://schemas.microsoft.com/office/word/2015/wordml/symex" mc:Ignorable="w14 w15 w16se w16cid w16 w16cex w16sdtdh w16du">
+<w:styles xmlns:mc="http://schemas.openxmlformats.org/markup-compatibility/2006" xmlns:r="http://schemas.openxmlformats.org/officeDocument/2006/relationships" xmlns:w="http://schemas.openxmlformats.org/wordprocessingml/2006/main" xmlns:w14="http://schemas.microsoft.com/office/word/2010/wordml" xmlns:w15="http://schemas.microsoft.com/office/word/2012/wordml" xmlns:w16cex="http://schemas.microsoft.com/office/word/2018/wordml/cex" xmlns:w16cid="http://schemas.microsoft.com/office/word/2016/wordml/cid" xmlns:w16="http://schemas.microsoft.com/office/word/2018/wordml" xmlns:w16du="http://schemas.microsoft.com/office/word/2023/wordml/word16du" xmlns:w16sdtdh="http://schemas.microsoft.com/office/word/2020/wordml/sdtdatahash" xmlns:w16sdtfl="http://schemas.microsoft.com/office/word/2024/wordml/sdtformatlock" xmlns:w16se="http://schemas.microsoft.com/office/word/2015/wordml/symex" mc:Ignorable="w14 w15 w16se w16cid w16 w16cex w16sdtdh w16sdtfl w16du">
   <w:docDefaults>
     <w:rPrDefault>
       <w:rPr>
